--- a/entregables/revision_interna/REVISION_MEMORIA_ARQUITECTURA_HOGAR_REFUGIO.docx
+++ b/entregables/revision_interna/REVISION_MEMORIA_ARQUITECTURA_HOGAR_REFUGIO.docx
@@ -1606,7 +1606,7 @@
                 <w:i w:val="0"/>
                 <w:sz w:val="17"/>
               </w:rPr>
-              <w:t>Las 108 láminas del índice de arquitectura, con sus códigos y títulos</w:t>
+              <w:t>Las 116 láminas del índice de arquitectura, con sus códigos y títulos</w:t>
             </w:r>
           </w:p>
         </w:tc>
